--- a/ai_12/ostap_pylypets/epic_2/epic_2_report_ostap_pylypets.docx
+++ b/ai_12/ostap_pylypets/epic_2/epic_2_report_ostap_pylypets.docx
@@ -104,12 +104,12 @@
             <wp:extent cx="2710845" cy="2571750"/>
             <wp:effectExtent b="0" l="0" r="0" t="0"/>
             <wp:wrapNone/>
-            <wp:docPr descr="A blue and white logo&#10;&#10;Description automatically generated" id="2" name="image9.jpg"/>
+            <wp:docPr descr="A blue and white logo&#10;&#10;Description automatically generated" id="1" name="image1.jpg"/>
             <a:graphic>
               <a:graphicData uri="http://schemas.openxmlformats.org/drawingml/2006/picture">
                 <pic:pic>
                   <pic:nvPicPr>
-                    <pic:cNvPr descr="A blue and white logo&#10;&#10;Description automatically generated" id="0" name="image9.jpg"/>
+                    <pic:cNvPr descr="A blue and white logo&#10;&#10;Description automatically generated" id="0" name="image1.jpg"/>
                     <pic:cNvPicPr preferRelativeResize="0"/>
                   </pic:nvPicPr>
                   <pic:blipFill>
@@ -4318,14 +4318,14 @@
         </w:rPr>
         <w:drawing>
           <wp:inline distB="114300" distT="114300" distL="114300" distR="114300">
-            <wp:extent cx="5731200" cy="4711700"/>
+            <wp:extent cx="5731200" cy="4635500"/>
             <wp:effectExtent b="0" l="0" r="0" t="0"/>
-            <wp:docPr id="1" name="image4.png"/>
+            <wp:docPr id="9" name="image10.png"/>
             <a:graphic>
               <a:graphicData uri="http://schemas.openxmlformats.org/drawingml/2006/picture">
                 <pic:pic>
                   <pic:nvPicPr>
-                    <pic:cNvPr id="0" name="image4.png"/>
+                    <pic:cNvPr id="0" name="image10.png"/>
                     <pic:cNvPicPr preferRelativeResize="0"/>
                   </pic:nvPicPr>
                   <pic:blipFill>
@@ -4338,7 +4338,7 @@
                   <pic:spPr>
                     <a:xfrm>
                       <a:off x="0" y="0"/>
-                      <a:ext cx="5731200" cy="4711700"/>
+                      <a:ext cx="5731200" cy="4635500"/>
                     </a:xfrm>
                     <a:prstGeom prst="rect"/>
                     <a:ln/>
@@ -4374,14 +4374,14 @@
         </w:rPr>
         <w:drawing>
           <wp:inline distB="114300" distT="114300" distL="114300" distR="114300">
-            <wp:extent cx="5731200" cy="2552700"/>
+            <wp:extent cx="5731200" cy="3543300"/>
             <wp:effectExtent b="0" l="0" r="0" t="0"/>
-            <wp:docPr id="10" name="image1.png"/>
+            <wp:docPr id="10" name="image6.png"/>
             <a:graphic>
               <a:graphicData uri="http://schemas.openxmlformats.org/drawingml/2006/picture">
                 <pic:pic>
                   <pic:nvPicPr>
-                    <pic:cNvPr id="0" name="image1.png"/>
+                    <pic:cNvPr id="0" name="image6.png"/>
                     <pic:cNvPicPr preferRelativeResize="0"/>
                   </pic:nvPicPr>
                   <pic:blipFill>
@@ -4394,7 +4394,7 @@
                   <pic:spPr>
                     <a:xfrm>
                       <a:off x="0" y="0"/>
-                      <a:ext cx="5731200" cy="2552700"/>
+                      <a:ext cx="5731200" cy="3543300"/>
                     </a:xfrm>
                     <a:prstGeom prst="rect"/>
                     <a:ln/>
@@ -4410,25 +4410,34 @@
           <w:rtl w:val="0"/>
         </w:rPr>
       </w:r>
-      <w:r>
+    </w:p>
+    <w:p>
+      <w:pPr>
+        <w:spacing w:line="259" w:lineRule="auto"/>
+        <w:ind w:left="720" w:firstLine="0"/>
+        <w:jc w:val="both"/>
+        <w:rPr>
+          <w:rFonts w:ascii="Times New Roman" w:cs="Times New Roman" w:eastAsia="Times New Roman" w:hAnsi="Times New Roman"/>
+          <w:sz w:val="24"/>
+          <w:szCs w:val="24"/>
+        </w:rPr>
+      </w:pPr>
+      <w:r>
+        <w:rPr>
+          <w:rFonts w:ascii="Times New Roman" w:cs="Times New Roman" w:eastAsia="Times New Roman" w:hAnsi="Times New Roman"/>
+          <w:sz w:val="24"/>
+          <w:szCs w:val="24"/>
+        </w:rPr>
         <w:drawing>
-          <wp:anchor allowOverlap="1" behindDoc="0" distB="114300" distT="114300" distL="114300" distR="114300" hidden="0" layoutInCell="1" locked="0" relativeHeight="0" simplePos="0">
-            <wp:simplePos x="0" y="0"/>
-            <wp:positionH relativeFrom="column">
-              <wp:posOffset>476250</wp:posOffset>
-            </wp:positionH>
-            <wp:positionV relativeFrom="paragraph">
-              <wp:posOffset>114300</wp:posOffset>
-            </wp:positionV>
-            <wp:extent cx="5731200" cy="4762500"/>
+          <wp:inline distB="114300" distT="114300" distL="114300" distR="114300">
+            <wp:extent cx="5731200" cy="3124200"/>
             <wp:effectExtent b="0" l="0" r="0" t="0"/>
-            <wp:wrapSquare wrapText="bothSides" distB="114300" distT="114300" distL="114300" distR="114300"/>
-            <wp:docPr id="9" name="image13.png"/>
+            <wp:docPr id="4" name="image3.png"/>
             <a:graphic>
               <a:graphicData uri="http://schemas.openxmlformats.org/drawingml/2006/picture">
                 <pic:pic>
                   <pic:nvPicPr>
-                    <pic:cNvPr id="0" name="image13.png"/>
+                    <pic:cNvPr id="0" name="image3.png"/>
                     <pic:cNvPicPr preferRelativeResize="0"/>
                   </pic:nvPicPr>
                   <pic:blipFill>
@@ -4441,7 +4450,7 @@
                   <pic:spPr>
                     <a:xfrm>
                       <a:off x="0" y="0"/>
-                      <a:ext cx="5731200" cy="4762500"/>
+                      <a:ext cx="5731200" cy="3124200"/>
                     </a:xfrm>
                     <a:prstGeom prst="rect"/>
                     <a:ln/>
@@ -4449,8 +4458,30 @@
                 </pic:pic>
               </a:graphicData>
             </a:graphic>
-          </wp:anchor>
+          </wp:inline>
         </w:drawing>
+      </w:r>
+      <w:r>
+        <w:rPr>
+          <w:rtl w:val="0"/>
+        </w:rPr>
+      </w:r>
+    </w:p>
+    <w:p>
+      <w:pPr>
+        <w:spacing w:line="259" w:lineRule="auto"/>
+        <w:ind w:left="720" w:firstLine="0"/>
+        <w:jc w:val="both"/>
+        <w:rPr>
+          <w:rFonts w:ascii="Times New Roman" w:cs="Times New Roman" w:eastAsia="Times New Roman" w:hAnsi="Times New Roman"/>
+          <w:sz w:val="24"/>
+          <w:szCs w:val="24"/>
+        </w:rPr>
+      </w:pPr>
+      <w:r>
+        <w:rPr>
+          <w:rtl w:val="0"/>
+        </w:rPr>
       </w:r>
     </w:p>
     <w:p>
@@ -4947,12 +4978,12 @@
           <wp:inline distB="114300" distT="114300" distL="114300" distR="114300">
             <wp:extent cx="5731200" cy="3530600"/>
             <wp:effectExtent b="0" l="0" r="0" t="0"/>
-            <wp:docPr id="4" name="image11.png"/>
+            <wp:docPr id="14" name="image8.png"/>
             <a:graphic>
               <a:graphicData uri="http://schemas.openxmlformats.org/drawingml/2006/picture">
                 <pic:pic>
                   <pic:nvPicPr>
-                    <pic:cNvPr id="0" name="image11.png"/>
+                    <pic:cNvPr id="0" name="image8.png"/>
                     <pic:cNvPicPr preferRelativeResize="0"/>
                   </pic:nvPicPr>
                   <pic:blipFill>
@@ -5002,12 +5033,12 @@
           <wp:inline distB="114300" distT="114300" distL="114300" distR="114300">
             <wp:extent cx="5731200" cy="3327400"/>
             <wp:effectExtent b="0" l="0" r="0" t="0"/>
-            <wp:docPr id="13" name="image3.png"/>
+            <wp:docPr id="12" name="image2.png"/>
             <a:graphic>
               <a:graphicData uri="http://schemas.openxmlformats.org/drawingml/2006/picture">
                 <pic:pic>
                   <pic:nvPicPr>
-                    <pic:cNvPr id="0" name="image3.png"/>
+                    <pic:cNvPr id="0" name="image2.png"/>
                     <pic:cNvPicPr preferRelativeResize="0"/>
                   </pic:nvPicPr>
                   <pic:blipFill>
@@ -5057,12 +5088,12 @@
           <wp:inline distB="114300" distT="114300" distL="114300" distR="114300">
             <wp:extent cx="5731200" cy="3784600"/>
             <wp:effectExtent b="0" l="0" r="0" t="0"/>
-            <wp:docPr id="12" name="image2.png"/>
+            <wp:docPr id="11" name="image4.png"/>
             <a:graphic>
               <a:graphicData uri="http://schemas.openxmlformats.org/drawingml/2006/picture">
                 <pic:pic>
                   <pic:nvPicPr>
-                    <pic:cNvPr id="0" name="image2.png"/>
+                    <pic:cNvPr id="0" name="image4.png"/>
                     <pic:cNvPicPr preferRelativeResize="0"/>
                   </pic:nvPicPr>
                   <pic:blipFill>
@@ -5112,12 +5143,12 @@
           <wp:inline distB="114300" distT="114300" distL="114300" distR="114300">
             <wp:extent cx="5731200" cy="1346200"/>
             <wp:effectExtent b="0" l="0" r="0" t="0"/>
-            <wp:docPr id="5" name="image5.png"/>
+            <wp:docPr id="5" name="image14.png"/>
             <a:graphic>
               <a:graphicData uri="http://schemas.openxmlformats.org/drawingml/2006/picture">
                 <pic:pic>
                   <pic:nvPicPr>
-                    <pic:cNvPr id="0" name="image5.png"/>
+                    <pic:cNvPr id="0" name="image14.png"/>
                     <pic:cNvPicPr preferRelativeResize="0"/>
                   </pic:nvPicPr>
                   <pic:blipFill>
@@ -5167,12 +5198,12 @@
           <wp:inline distB="114300" distT="114300" distL="114300" distR="114300">
             <wp:extent cx="5731200" cy="4508500"/>
             <wp:effectExtent b="0" l="0" r="0" t="0"/>
-            <wp:docPr id="14" name="image14.png"/>
+            <wp:docPr id="13" name="image12.png"/>
             <a:graphic>
               <a:graphicData uri="http://schemas.openxmlformats.org/drawingml/2006/picture">
                 <pic:pic>
                   <pic:nvPicPr>
-                    <pic:cNvPr id="0" name="image14.png"/>
+                    <pic:cNvPr id="0" name="image12.png"/>
                     <pic:cNvPicPr preferRelativeResize="0"/>
                   </pic:nvPicPr>
                   <pic:blipFill>
@@ -5222,12 +5253,12 @@
           <wp:inline distB="114300" distT="114300" distL="114300" distR="114300">
             <wp:extent cx="5731200" cy="2527300"/>
             <wp:effectExtent b="0" l="0" r="0" t="0"/>
-            <wp:docPr id="7" name="image12.png"/>
+            <wp:docPr id="7" name="image11.png"/>
             <a:graphic>
               <a:graphicData uri="http://schemas.openxmlformats.org/drawingml/2006/picture">
                 <pic:pic>
                   <pic:nvPicPr>
-                    <pic:cNvPr id="0" name="image12.png"/>
+                    <pic:cNvPr id="0" name="image11.png"/>
                     <pic:cNvPicPr preferRelativeResize="0"/>
                   </pic:nvPicPr>
                   <pic:blipFill>
@@ -5275,14 +5306,14 @@
         </w:rPr>
         <w:drawing>
           <wp:inline distB="114300" distT="114300" distL="114300" distR="114300">
-            <wp:extent cx="5731200" cy="5753100"/>
+            <wp:extent cx="5731200" cy="6489700"/>
             <wp:effectExtent b="0" l="0" r="0" t="0"/>
-            <wp:docPr id="11" name="image10.png"/>
+            <wp:docPr id="2" name="image7.png"/>
             <a:graphic>
               <a:graphicData uri="http://schemas.openxmlformats.org/drawingml/2006/picture">
                 <pic:pic>
                   <pic:nvPicPr>
-                    <pic:cNvPr id="0" name="image10.png"/>
+                    <pic:cNvPr id="0" name="image7.png"/>
                     <pic:cNvPicPr preferRelativeResize="0"/>
                   </pic:nvPicPr>
                   <pic:blipFill>
@@ -5295,7 +5326,7 @@
                   <pic:spPr>
                     <a:xfrm>
                       <a:off x="0" y="0"/>
-                      <a:ext cx="5731200" cy="5753100"/>
+                      <a:ext cx="5731200" cy="6489700"/>
                     </a:xfrm>
                     <a:prstGeom prst="rect"/>
                     <a:ln/>
@@ -5601,12 +5632,12 @@
           <wp:inline distB="114300" distT="114300" distL="114300" distR="114300">
             <wp:extent cx="5731200" cy="2895600"/>
             <wp:effectExtent b="0" l="0" r="0" t="0"/>
-            <wp:docPr id="8" name="image6.png"/>
+            <wp:docPr id="8" name="image9.png"/>
             <a:graphic>
               <a:graphicData uri="http://schemas.openxmlformats.org/drawingml/2006/picture">
                 <pic:pic>
                   <pic:nvPicPr>
-                    <pic:cNvPr id="0" name="image6.png"/>
+                    <pic:cNvPr id="0" name="image9.png"/>
                     <pic:cNvPicPr preferRelativeResize="0"/>
                   </pic:nvPicPr>
                   <pic:blipFill>
@@ -21925,12 +21956,12 @@
           <wp:inline distB="114300" distT="114300" distL="114300" distR="114300">
             <wp:extent cx="5734050" cy="4886325"/>
             <wp:effectExtent b="0" l="0" r="0" t="0"/>
-            <wp:docPr id="6" name="image8.png"/>
+            <wp:docPr id="6" name="image13.png"/>
             <a:graphic>
               <a:graphicData uri="http://schemas.openxmlformats.org/drawingml/2006/picture">
                 <pic:pic>
                   <pic:nvPicPr>
-                    <pic:cNvPr id="0" name="image8.png"/>
+                    <pic:cNvPr id="0" name="image13.png"/>
                     <pic:cNvPicPr preferRelativeResize="0"/>
                   </pic:nvPicPr>
                   <pic:blipFill>
@@ -22195,12 +22226,12 @@
           <wp:inline distB="114300" distT="114300" distL="114300" distR="114300">
             <wp:extent cx="5731200" cy="1943100"/>
             <wp:effectExtent b="0" l="0" r="0" t="0"/>
-            <wp:docPr id="3" name="image7.png"/>
+            <wp:docPr id="3" name="image5.png"/>
             <a:graphic>
               <a:graphicData uri="http://schemas.openxmlformats.org/drawingml/2006/picture">
                 <pic:pic>
                   <pic:nvPicPr>
-                    <pic:cNvPr id="0" name="image7.png"/>
+                    <pic:cNvPr id="0" name="image5.png"/>
                     <pic:cNvPicPr preferRelativeResize="0"/>
                   </pic:nvPicPr>
                   <pic:blipFill>
